--- a/Notes/Basics/Datatype.docx
+++ b/Notes/Basics/Datatype.docx
@@ -2481,6 +2481,16 @@
           <w:shd w:val="clear" w:color="auto" w:fill="FFFFFF"/>
         </w:rPr>
         <w:t>Python supports three types of numeric data.</w:t>
+      </w:r>
+      <w:r>
+        <w:rPr>
+          <w:rFonts w:cs="Segoe UI"/>
+          <w:color w:val="333333"/>
+          <w:sz w:val="28"/>
+          <w:szCs w:val="28"/>
+          <w:shd w:val="clear" w:color="auto" w:fill="FFFFFF"/>
+        </w:rPr>
+        <w:t>.</w:t>
       </w:r>
     </w:p>
     <w:p>
